--- a/ComputerGraphics/Lab3_1/Lab3_1_SensorCal_Interpretation.docx
+++ b/ComputerGraphics/Lab3_1/Lab3_1_SensorCal_Interpretation.docx
@@ -389,6 +389,7 @@
       <w:r>
         <w:rPr>
           <w:rFonts w:ascii="Arial" w:eastAsia="Arial" w:hAnsi="Arial" w:cs="Arial"/>
+          <w:noProof/>
         </w:rPr>
         <w:drawing>
           <wp:inline distT="0" distB="0" distL="0" distR="0" wp14:anchorId="73AFAAE8" wp14:editId="0F669B53">
@@ -437,6 +438,7 @@
       <w:r>
         <w:rPr>
           <w:rFonts w:ascii="Arial" w:eastAsia="Arial" w:hAnsi="Arial" w:cs="Arial"/>
+          <w:noProof/>
         </w:rPr>
         <w:drawing>
           <wp:inline distT="0" distB="0" distL="0" distR="0" wp14:anchorId="497E978A" wp14:editId="1547E10D">
@@ -696,6 +698,148 @@
           <w:color w:val="FF0000"/>
         </w:rPr>
       </w:pPr>
+      <w:r>
+        <w:rPr>
+          <w:rFonts w:ascii="Arial" w:eastAsia="Arial" w:hAnsi="Arial" w:cs="Arial"/>
+          <w:color w:val="FF0000"/>
+        </w:rPr>
+        <w:drawing>
+          <wp:inline distT="0" distB="0" distL="0" distR="0" wp14:anchorId="2490100A" wp14:editId="7D2AC7D1">
+            <wp:extent cx="5343525" cy="4299366"/>
+            <wp:effectExtent l="0" t="0" r="0" b="6350"/>
+            <wp:docPr id="3" name="Picture 3"/>
+            <wp:cNvGraphicFramePr>
+              <a:graphicFrameLocks xmlns:a="http://schemas.openxmlformats.org/drawingml/2006/main" noChangeAspect="1"/>
+            </wp:cNvGraphicFramePr>
+            <a:graphic xmlns:a="http://schemas.openxmlformats.org/drawingml/2006/main">
+              <a:graphicData uri="http://schemas.openxmlformats.org/drawingml/2006/picture">
+                <pic:pic xmlns:pic="http://schemas.openxmlformats.org/drawingml/2006/picture">
+                  <pic:nvPicPr>
+                    <pic:cNvPr id="1" name=""/>
+                    <pic:cNvPicPr/>
+                  </pic:nvPicPr>
+                  <pic:blipFill>
+                    <a:blip r:embed="rId7"/>
+                    <a:stretch>
+                      <a:fillRect/>
+                    </a:stretch>
+                  </pic:blipFill>
+                  <pic:spPr>
+                    <a:xfrm>
+                      <a:off x="0" y="0"/>
+                      <a:ext cx="5352834" cy="4306856"/>
+                    </a:xfrm>
+                    <a:prstGeom prst="rect">
+                      <a:avLst/>
+                    </a:prstGeom>
+                  </pic:spPr>
+                </pic:pic>
+              </a:graphicData>
+            </a:graphic>
+          </wp:inline>
+        </w:drawing>
+      </w:r>
+    </w:p>
+    <w:p>
+      <w:pPr>
+        <w:spacing w:after="0" w:line="240" w:lineRule="auto"/>
+        <w:rPr>
+          <w:rFonts w:ascii="Arial" w:eastAsia="Arial" w:hAnsi="Arial" w:cs="Arial"/>
+          <w:color w:val="FF0000"/>
+        </w:rPr>
+      </w:pPr>
+      <w:r>
+        <w:rPr>
+          <w:rFonts w:ascii="Arial" w:eastAsia="Arial" w:hAnsi="Arial" w:cs="Arial"/>
+          <w:color w:val="FF0000"/>
+        </w:rPr>
+        <w:lastRenderedPageBreak/>
+        <w:drawing>
+          <wp:inline distT="0" distB="0" distL="0" distR="0" wp14:anchorId="2D67C0DC" wp14:editId="3688281C">
+            <wp:extent cx="4962525" cy="3956235"/>
+            <wp:effectExtent l="0" t="0" r="0" b="6350"/>
+            <wp:docPr id="4" name="Picture 4"/>
+            <wp:cNvGraphicFramePr>
+              <a:graphicFrameLocks xmlns:a="http://schemas.openxmlformats.org/drawingml/2006/main" noChangeAspect="1"/>
+            </wp:cNvGraphicFramePr>
+            <a:graphic xmlns:a="http://schemas.openxmlformats.org/drawingml/2006/main">
+              <a:graphicData uri="http://schemas.openxmlformats.org/drawingml/2006/picture">
+                <pic:pic xmlns:pic="http://schemas.openxmlformats.org/drawingml/2006/picture">
+                  <pic:nvPicPr>
+                    <pic:cNvPr id="1" name=""/>
+                    <pic:cNvPicPr/>
+                  </pic:nvPicPr>
+                  <pic:blipFill>
+                    <a:blip r:embed="rId8"/>
+                    <a:stretch>
+                      <a:fillRect/>
+                    </a:stretch>
+                  </pic:blipFill>
+                  <pic:spPr>
+                    <a:xfrm>
+                      <a:off x="0" y="0"/>
+                      <a:ext cx="4965208" cy="3958374"/>
+                    </a:xfrm>
+                    <a:prstGeom prst="rect">
+                      <a:avLst/>
+                    </a:prstGeom>
+                  </pic:spPr>
+                </pic:pic>
+              </a:graphicData>
+            </a:graphic>
+          </wp:inline>
+        </w:drawing>
+      </w:r>
+    </w:p>
+    <w:p>
+      <w:pPr>
+        <w:spacing w:after="0" w:line="240" w:lineRule="auto"/>
+        <w:rPr>
+          <w:rFonts w:ascii="Arial" w:eastAsia="Arial" w:hAnsi="Arial" w:cs="Arial"/>
+          <w:color w:val="FF0000"/>
+        </w:rPr>
+      </w:pPr>
+      <w:r>
+        <w:rPr>
+          <w:rFonts w:ascii="Arial" w:eastAsia="Arial" w:hAnsi="Arial" w:cs="Arial"/>
+          <w:color w:val="FF0000"/>
+        </w:rPr>
+        <w:drawing>
+          <wp:inline distT="0" distB="0" distL="0" distR="0" wp14:anchorId="0FA1676A" wp14:editId="1DD2F643">
+            <wp:extent cx="4343400" cy="3831566"/>
+            <wp:effectExtent l="0" t="0" r="0" b="0"/>
+            <wp:docPr id="5" name="Picture 5"/>
+            <wp:cNvGraphicFramePr>
+              <a:graphicFrameLocks xmlns:a="http://schemas.openxmlformats.org/drawingml/2006/main" noChangeAspect="1"/>
+            </wp:cNvGraphicFramePr>
+            <a:graphic xmlns:a="http://schemas.openxmlformats.org/drawingml/2006/main">
+              <a:graphicData uri="http://schemas.openxmlformats.org/drawingml/2006/picture">
+                <pic:pic xmlns:pic="http://schemas.openxmlformats.org/drawingml/2006/picture">
+                  <pic:nvPicPr>
+                    <pic:cNvPr id="1" name=""/>
+                    <pic:cNvPicPr/>
+                  </pic:nvPicPr>
+                  <pic:blipFill>
+                    <a:blip r:embed="rId9"/>
+                    <a:stretch>
+                      <a:fillRect/>
+                    </a:stretch>
+                  </pic:blipFill>
+                  <pic:spPr>
+                    <a:xfrm>
+                      <a:off x="0" y="0"/>
+                      <a:ext cx="4346846" cy="3834605"/>
+                    </a:xfrm>
+                    <a:prstGeom prst="rect">
+                      <a:avLst/>
+                    </a:prstGeom>
+                  </pic:spPr>
+                </pic:pic>
+              </a:graphicData>
+            </a:graphic>
+          </wp:inline>
+        </w:drawing>
+      </w:r>
     </w:p>
     <w:p>
       <w:pPr>
@@ -737,22 +881,33 @@
     <w:p>
       <w:pPr>
         <w:pStyle w:val="ListParagraph"/>
-        <w:numPr>
-          <w:ilvl w:val="0"/>
-          <w:numId w:val="1"/>
-        </w:numPr>
-        <w:spacing w:after="0" w:line="240" w:lineRule="auto"/>
-        <w:rPr>
-          <w:rFonts w:ascii="Arial" w:eastAsia="Arial" w:hAnsi="Arial" w:cs="Arial"/>
-          <w:color w:val="FF0000"/>
-        </w:rPr>
-      </w:pPr>
-      <w:r>
-        <w:rPr>
-          <w:rFonts w:ascii="Arial" w:eastAsia="Arial" w:hAnsi="Arial" w:cs="Arial"/>
-          <w:color w:val="FF0000"/>
-        </w:rPr>
-        <w:t>Did the signal become easier to interpret?</w:t>
+        <w:spacing w:after="0" w:line="240" w:lineRule="auto"/>
+        <w:rPr>
+          <w:rFonts w:ascii="Arial" w:eastAsia="Arial" w:hAnsi="Arial" w:cs="Arial"/>
+          <w:color w:val="FF0000"/>
+        </w:rPr>
+      </w:pPr>
+      <w:r>
+        <w:rPr>
+          <w:rFonts w:ascii="Arial" w:eastAsia="Arial" w:hAnsi="Arial" w:cs="Arial"/>
+          <w:color w:val="FF0000"/>
+        </w:rPr>
+        <w:lastRenderedPageBreak/>
+        <w:t xml:space="preserve">It made it more accurate because it </w:t>
+      </w:r>
+      <w:r>
+        <w:rPr>
+          <w:rFonts w:ascii="Arial" w:eastAsia="Arial" w:hAnsi="Arial" w:cs="Arial"/>
+          <w:color w:val="FF0000"/>
+        </w:rPr>
+        <w:t>won’t waste range</w:t>
+      </w:r>
+      <w:r>
+        <w:rPr>
+          <w:rFonts w:ascii="Arial" w:eastAsia="Arial" w:hAnsi="Arial" w:cs="Arial"/>
+          <w:color w:val="FF0000"/>
+        </w:rPr>
+        <w:t xml:space="preserve"> trying to reach the ranger it will never reach.</w:t>
       </w:r>
     </w:p>
     <w:p>
@@ -773,8 +928,80 @@
           <w:rFonts w:ascii="Arial" w:eastAsia="Arial" w:hAnsi="Arial" w:cs="Arial"/>
           <w:color w:val="FF0000"/>
         </w:rPr>
+        <w:t>Did the signal become easier to interpret?</w:t>
+      </w:r>
+    </w:p>
+    <w:p>
+      <w:pPr>
+        <w:pStyle w:val="ListParagraph"/>
+        <w:spacing w:after="0" w:line="240" w:lineRule="auto"/>
+        <w:rPr>
+          <w:rFonts w:ascii="Arial" w:eastAsia="Arial" w:hAnsi="Arial" w:cs="Arial"/>
+          <w:color w:val="FF0000"/>
+        </w:rPr>
+      </w:pPr>
+      <w:r>
+        <w:rPr>
+          <w:rFonts w:ascii="Arial" w:eastAsia="Arial" w:hAnsi="Arial" w:cs="Arial"/>
+          <w:color w:val="FF0000"/>
+        </w:rPr>
+        <w:t>Yes, because the visual movement matches the actual pressure changes better that the old code.</w:t>
+      </w:r>
+    </w:p>
+    <w:p>
+      <w:pPr>
+        <w:pStyle w:val="ListParagraph"/>
+        <w:numPr>
+          <w:ilvl w:val="0"/>
+          <w:numId w:val="1"/>
+        </w:numPr>
+        <w:spacing w:after="0" w:line="240" w:lineRule="auto"/>
+        <w:rPr>
+          <w:rFonts w:ascii="Arial" w:eastAsia="Arial" w:hAnsi="Arial" w:cs="Arial"/>
+          <w:color w:val="FF0000"/>
+        </w:rPr>
+      </w:pPr>
+      <w:r>
+        <w:rPr>
+          <w:rFonts w:ascii="Arial" w:eastAsia="Arial" w:hAnsi="Arial" w:cs="Arial"/>
+          <w:color w:val="FF0000"/>
+        </w:rPr>
         <w:t>What would happen if the mapping range were too large?</w:t>
       </w:r>
+      <w:r>
+        <w:rPr>
+          <w:rFonts w:ascii="Arial" w:eastAsia="Arial" w:hAnsi="Arial" w:cs="Arial"/>
+          <w:color w:val="FF0000"/>
+        </w:rPr>
+        <w:t xml:space="preserve"> </w:t>
+      </w:r>
+    </w:p>
+    <w:p>
+      <w:pPr>
+        <w:pStyle w:val="ListParagraph"/>
+        <w:spacing w:after="0" w:line="240" w:lineRule="auto"/>
+        <w:rPr>
+          <w:rFonts w:ascii="Arial" w:eastAsia="Arial" w:hAnsi="Arial" w:cs="Arial"/>
+          <w:color w:val="FF0000"/>
+        </w:rPr>
+      </w:pPr>
+      <w:r>
+        <w:rPr>
+          <w:rFonts w:ascii="Arial" w:eastAsia="Arial" w:hAnsi="Arial" w:cs="Arial"/>
+          <w:color w:val="FF0000"/>
+        </w:rPr>
+        <w:t xml:space="preserve">It makes the small change in the sensor look very large on the screen. </w:t>
+      </w:r>
+    </w:p>
+    <w:p>
+      <w:pPr>
+        <w:pStyle w:val="ListParagraph"/>
+        <w:spacing w:after="0" w:line="240" w:lineRule="auto"/>
+        <w:rPr>
+          <w:rFonts w:ascii="Arial" w:eastAsia="Arial" w:hAnsi="Arial" w:cs="Arial"/>
+          <w:color w:val="FF0000"/>
+        </w:rPr>
+      </w:pPr>
     </w:p>
     <w:p>
       <w:pPr>
@@ -903,6 +1130,58 @@
           <w:rFonts w:ascii="Arial" w:eastAsia="Arial" w:hAnsi="Arial" w:cs="Arial"/>
         </w:rPr>
       </w:pPr>
+      <w:r>
+        <w:rPr>
+          <w:rFonts w:ascii="Arial" w:eastAsia="Arial" w:hAnsi="Arial" w:cs="Arial"/>
+        </w:rPr>
+        <w:t xml:space="preserve">The small noise and </w:t>
+      </w:r>
+      <w:r>
+        <w:rPr>
+          <w:rFonts w:ascii="Arial" w:eastAsia="Arial" w:hAnsi="Arial" w:cs="Arial"/>
+        </w:rPr>
+        <w:t>tiny hand</w:t>
+      </w:r>
+      <w:r>
+        <w:rPr>
+          <w:rFonts w:ascii="Arial" w:eastAsia="Arial" w:hAnsi="Arial" w:cs="Arial"/>
+        </w:rPr>
+        <w:t xml:space="preserve"> movements will look like a real breathing</w:t>
+      </w:r>
+      <w:r>
+        <w:rPr>
+          <w:rFonts w:ascii="Arial" w:eastAsia="Arial" w:hAnsi="Arial" w:cs="Arial"/>
+        </w:rPr>
+        <w:t xml:space="preserve"> when the gain gets </w:t>
+      </w:r>
+      <w:proofErr w:type="gramStart"/>
+      <w:r>
+        <w:rPr>
+          <w:rFonts w:ascii="Arial" w:eastAsia="Arial" w:hAnsi="Arial" w:cs="Arial"/>
+        </w:rPr>
+        <w:t>to</w:t>
+      </w:r>
+      <w:proofErr w:type="gramEnd"/>
+      <w:r>
+        <w:rPr>
+          <w:rFonts w:ascii="Arial" w:eastAsia="Arial" w:hAnsi="Arial" w:cs="Arial"/>
+        </w:rPr>
+        <w:t xml:space="preserve"> high. And the circle </w:t>
+      </w:r>
+      <w:proofErr w:type="gramStart"/>
+      <w:r>
+        <w:rPr>
+          <w:rFonts w:ascii="Arial" w:eastAsia="Arial" w:hAnsi="Arial" w:cs="Arial"/>
+        </w:rPr>
+        <w:t>move</w:t>
+      </w:r>
+      <w:proofErr w:type="gramEnd"/>
+      <w:r>
+        <w:rPr>
+          <w:rFonts w:ascii="Arial" w:eastAsia="Arial" w:hAnsi="Arial" w:cs="Arial"/>
+        </w:rPr>
+        <w:t xml:space="preserve"> even when its steady. And the exaggerating is useful if the signal is weak because it makes it make small changes easier to see. And dangerous because it can make fake movements look real. </w:t>
+      </w:r>
     </w:p>
     <w:p>
       <w:pPr>
@@ -1668,6 +1947,7 @@
     <w:lsdException w:name="HTML Sample" w:semiHidden="1" w:unhideWhenUsed="1"/>
     <w:lsdException w:name="HTML Typewriter" w:semiHidden="1" w:unhideWhenUsed="1"/>
     <w:lsdException w:name="HTML Variable" w:semiHidden="1" w:unhideWhenUsed="1"/>
+    <w:lsdException w:name="Normal Table" w:semiHidden="1" w:unhideWhenUsed="1"/>
     <w:lsdException w:name="annotation subject" w:semiHidden="1" w:unhideWhenUsed="1"/>
     <w:lsdException w:name="No List" w:semiHidden="1" w:unhideWhenUsed="1"/>
     <w:lsdException w:name="Outline List 1" w:semiHidden="1" w:unhideWhenUsed="1"/>
@@ -1710,8 +1990,11 @@
     <w:lsdException w:name="Table Contemporary" w:semiHidden="1" w:unhideWhenUsed="1"/>
     <w:lsdException w:name="Table Elegant" w:semiHidden="1" w:unhideWhenUsed="1"/>
     <w:lsdException w:name="Table Professional" w:semiHidden="1" w:unhideWhenUsed="1"/>
+    <w:lsdException w:name="Table Subtle 1" w:semiHidden="1" w:unhideWhenUsed="1"/>
     <w:lsdException w:name="Table Subtle 2" w:semiHidden="1" w:unhideWhenUsed="1"/>
     <w:lsdException w:name="Table Web 1" w:semiHidden="1" w:unhideWhenUsed="1"/>
+    <w:lsdException w:name="Table Web 2" w:semiHidden="1" w:unhideWhenUsed="1"/>
+    <w:lsdException w:name="Table Web 3" w:semiHidden="1" w:unhideWhenUsed="1"/>
     <w:lsdException w:name="Balloon Text" w:semiHidden="1" w:unhideWhenUsed="1"/>
     <w:lsdException w:name="Table Grid" w:uiPriority="39"/>
     <w:lsdException w:name="Table Theme" w:semiHidden="1" w:unhideWhenUsed="1"/>
